--- a/pages/miscellaneous/journal/instructions/instructions.docx
+++ b/pages/miscellaneous/journal/instructions/instructions.docx
@@ -1,10 +1,10 @@
 
 <file path=word/document.xml><?xml version="1.0" encoding="utf-8"?>
-<w:document xmlns:wpc="http://schemas.microsoft.com/office/word/2010/wordprocessingCanvas" xmlns:cx="http://schemas.microsoft.com/office/drawing/2014/chartex" xmlns:cx1="http://schemas.microsoft.com/office/drawing/2015/9/8/chartex" xmlns:cx2="http://schemas.microsoft.com/office/drawing/2015/10/21/chartex" xmlns:cx3="http://schemas.microsoft.com/office/drawing/2016/5/9/chartex" xmlns:cx4="http://schemas.microsoft.com/office/drawing/2016/5/10/chartex" xmlns:cx5="http://schemas.microsoft.com/office/drawing/2016/5/11/chartex" xmlns:cx6="http://schemas.microsoft.com/office/drawing/2016/5/12/chartex" xmlns:cx7="http://schemas.microsoft.com/office/drawing/2016/5/13/chartex" xmlns:cx8="http://schemas.microsoft.com/office/drawing/2016/5/14/chartex" xmlns:mc="http://schemas.openxmlformats.org/markup-compatibility/2006" xmlns:aink="http://schemas.microsoft.com/office/drawing/2016/ink" xmlns:am3d="http://schemas.microsoft.com/office/drawing/2017/model3d" xmlns:o="urn:schemas-microsoft-com:office:office" xmlns:oel="http://schemas.microsoft.com/office/2019/extlst" xmlns:r="http://schemas.openxmlformats.org/officeDocument/2006/relationships" xmlns:m="http://schemas.openxmlformats.org/officeDocument/2006/math" xmlns:v="urn:schemas-microsoft-com:vml" xmlns:wp14="http://schemas.microsoft.com/office/word/2010/wordprocessingDrawing" xmlns:wp="http://schemas.openxmlformats.org/drawingml/2006/wordprocessingDrawing" xmlns:w10="urn:schemas-microsoft-com:office:word" xmlns:w="http://schemas.openxmlformats.org/wordprocessingml/2006/main" xmlns:w14="http://schemas.microsoft.com/office/word/2010/wordml" xmlns:w15="http://schemas.microsoft.com/office/word/2012/wordml" xmlns:w16cex="http://schemas.microsoft.com/office/word/2018/wordml/cex" xmlns:w16cid="http://schemas.microsoft.com/office/word/2016/wordml/cid" xmlns:w16="http://schemas.microsoft.com/office/word/2018/wordml" xmlns:w16sdtdh="http://schemas.microsoft.com/office/word/2020/wordml/sdtdatahash" xmlns:w16se="http://schemas.microsoft.com/office/word/2015/wordml/symex" xmlns:wpg="http://schemas.microsoft.com/office/word/2010/wordprocessingGroup" xmlns:wpi="http://schemas.microsoft.com/office/word/2010/wordprocessingInk" xmlns:wne="http://schemas.microsoft.com/office/word/2006/wordml" xmlns:wps="http://schemas.microsoft.com/office/word/2010/wordprocessingShape" mc:Ignorable="w14 w15 w16se w16cid w16 w16cex w16sdtdh wp14">
+<w:document xmlns:wpc="http://schemas.microsoft.com/office/word/2010/wordprocessingCanvas" xmlns:cx="http://schemas.microsoft.com/office/drawing/2014/chartex" xmlns:cx1="http://schemas.microsoft.com/office/drawing/2015/9/8/chartex" xmlns:cx2="http://schemas.microsoft.com/office/drawing/2015/10/21/chartex" xmlns:cx3="http://schemas.microsoft.com/office/drawing/2016/5/9/chartex" xmlns:cx4="http://schemas.microsoft.com/office/drawing/2016/5/10/chartex" xmlns:cx5="http://schemas.microsoft.com/office/drawing/2016/5/11/chartex" xmlns:cx6="http://schemas.microsoft.com/office/drawing/2016/5/12/chartex" xmlns:cx7="http://schemas.microsoft.com/office/drawing/2016/5/13/chartex" xmlns:cx8="http://schemas.microsoft.com/office/drawing/2016/5/14/chartex" xmlns:mc="http://schemas.openxmlformats.org/markup-compatibility/2006" xmlns:aink="http://schemas.microsoft.com/office/drawing/2016/ink" xmlns:am3d="http://schemas.microsoft.com/office/drawing/2017/model3d" xmlns:o="urn:schemas-microsoft-com:office:office" xmlns:oel="http://schemas.microsoft.com/office/2019/extlst" xmlns:r="http://schemas.openxmlformats.org/officeDocument/2006/relationships" xmlns:m="http://schemas.openxmlformats.org/officeDocument/2006/math" xmlns:v="urn:schemas-microsoft-com:vml" xmlns:wp14="http://schemas.microsoft.com/office/word/2010/wordprocessingDrawing" xmlns:wp="http://schemas.openxmlformats.org/drawingml/2006/wordprocessingDrawing" xmlns:w10="urn:schemas-microsoft-com:office:word" xmlns:w="http://schemas.openxmlformats.org/wordprocessingml/2006/main" xmlns:w14="http://schemas.microsoft.com/office/word/2010/wordml" xmlns:w15="http://schemas.microsoft.com/office/word/2012/wordml" xmlns:w16cex="http://schemas.microsoft.com/office/word/2018/wordml/cex" xmlns:w16cid="http://schemas.microsoft.com/office/word/2016/wordml/cid" xmlns:w16="http://schemas.microsoft.com/office/word/2018/wordml" xmlns:w16du="http://schemas.microsoft.com/office/word/2023/wordml/word16du" xmlns:w16sdtdh="http://schemas.microsoft.com/office/word/2020/wordml/sdtdatahash" xmlns:w16sdtfl="http://schemas.microsoft.com/office/word/2024/wordml/sdtformatlock" xmlns:w16se="http://schemas.microsoft.com/office/word/2015/wordml/symex" xmlns:wpg="http://schemas.microsoft.com/office/word/2010/wordprocessingGroup" xmlns:wpi="http://schemas.microsoft.com/office/word/2010/wordprocessingInk" xmlns:wne="http://schemas.microsoft.com/office/word/2006/wordml" xmlns:wps="http://schemas.microsoft.com/office/word/2010/wordprocessingShape" mc:Ignorable="w14 w15 w16se w16cid w16 w16cex w16sdtdh w16sdtfl w16du wp14">
   <w:body>
     <w:p>
       <w:pPr>
-        <w:pStyle w:val="ListParagraph"/>
+        <w:pStyle w:val="PargrafodaLista"/>
         <w:numPr>
           <w:ilvl w:val="0"/>
           <w:numId w:val="1"/>
@@ -44,7 +44,7 @@
     </w:p>
     <w:p>
       <w:pPr>
-        <w:pStyle w:val="ListParagraph"/>
+        <w:pStyle w:val="PargrafodaLista"/>
         <w:ind w:left="360"/>
         <w:jc w:val="both"/>
         <w:rPr>
@@ -59,7 +59,7 @@
     </w:p>
     <w:p>
       <w:pPr>
-        <w:pStyle w:val="ListParagraph"/>
+        <w:pStyle w:val="PargrafodaLista"/>
         <w:ind w:left="360"/>
         <w:jc w:val="both"/>
         <w:rPr>
@@ -165,7 +165,7 @@
     </w:p>
     <w:p>
       <w:pPr>
-        <w:pStyle w:val="ListParagraph"/>
+        <w:pStyle w:val="PargrafodaLista"/>
         <w:ind w:left="360"/>
         <w:jc w:val="both"/>
         <w:rPr>
@@ -178,7 +178,7 @@
     </w:p>
     <w:p>
       <w:pPr>
-        <w:pStyle w:val="ListParagraph"/>
+        <w:pStyle w:val="PargrafodaLista"/>
         <w:ind w:left="360"/>
         <w:jc w:val="both"/>
         <w:rPr>
@@ -224,7 +224,7 @@
           <w:szCs w:val="20"/>
           <w:lang w:val="en-US"/>
         </w:rPr>
-        <w:t>7</w:t>
+        <w:t>8</w:t>
       </w:r>
       <w:r>
         <w:rPr>
@@ -370,56 +370,8 @@
           <w:szCs w:val="20"/>
           <w:lang w:val="en-US"/>
         </w:rPr>
-        <w:t>,</w:t>
-      </w:r>
-      <w:r>
-        <w:rPr>
-          <w:rFonts w:ascii="Arial" w:hAnsi="Arial" w:cs="Arial"/>
-          <w:sz w:val="20"/>
-          <w:szCs w:val="20"/>
-          <w:lang w:val="en-US"/>
-        </w:rPr>
-        <w:t xml:space="preserve"> </w:t>
-      </w:r>
-      <w:r>
-        <w:rPr>
-          <w:rFonts w:ascii="Arial" w:hAnsi="Arial" w:cs="Arial"/>
-          <w:sz w:val="20"/>
-          <w:szCs w:val="20"/>
-          <w:lang w:val="en-US"/>
-        </w:rPr>
-        <w:t xml:space="preserve">sending it </w:t>
-      </w:r>
-      <w:r>
-        <w:rPr>
-          <w:rFonts w:ascii="Arial" w:hAnsi="Arial" w:cs="Arial"/>
-          <w:sz w:val="20"/>
-          <w:szCs w:val="20"/>
-          <w:lang w:val="en-US"/>
-        </w:rPr>
-        <w:t>by</w:t>
-      </w:r>
-      <w:r>
-        <w:rPr>
-          <w:rFonts w:ascii="Arial" w:hAnsi="Arial" w:cs="Arial"/>
-          <w:sz w:val="20"/>
-          <w:szCs w:val="20"/>
-          <w:lang w:val="en-US"/>
-        </w:rPr>
-        <w:t xml:space="preserve"> email to </w:t>
-      </w:r>
-      <w:hyperlink r:id="rId7" w:history="1">
-        <w:r>
-          <w:rPr>
-            <w:rStyle w:val="Hyperlink"/>
-            <w:rFonts w:ascii="Arial" w:hAnsi="Arial" w:cs="Arial"/>
-            <w:sz w:val="20"/>
-            <w:szCs w:val="20"/>
-            <w:lang w:val="en-US"/>
-          </w:rPr>
-          <w:t>decarvalhobueno@gmail.com</w:t>
-        </w:r>
-      </w:hyperlink>
+        <w:t xml:space="preserve"> through the journal submission system</w:t>
+      </w:r>
       <w:r>
         <w:rPr>
           <w:rFonts w:ascii="Arial" w:hAnsi="Arial" w:cs="Arial"/>
@@ -481,7 +433,7 @@
     </w:p>
     <w:p>
       <w:pPr>
-        <w:pStyle w:val="ListParagraph"/>
+        <w:pStyle w:val="PargrafodaLista"/>
         <w:ind w:left="360"/>
         <w:jc w:val="both"/>
         <w:rPr>
@@ -494,7 +446,7 @@
     </w:p>
     <w:p>
       <w:pPr>
-        <w:pStyle w:val="ListParagraph"/>
+        <w:pStyle w:val="PargrafodaLista"/>
         <w:ind w:left="360"/>
         <w:jc w:val="both"/>
         <w:rPr>
@@ -728,7 +680,7 @@
     </w:p>
     <w:p>
       <w:pPr>
-        <w:pStyle w:val="ListParagraph"/>
+        <w:pStyle w:val="PargrafodaLista"/>
         <w:ind w:left="360"/>
         <w:jc w:val="both"/>
         <w:rPr>
@@ -742,7 +694,7 @@
     </w:p>
     <w:p>
       <w:pPr>
-        <w:pStyle w:val="ListParagraph"/>
+        <w:pStyle w:val="PargrafodaLista"/>
         <w:ind w:left="360"/>
         <w:jc w:val="both"/>
         <w:rPr>
@@ -764,7 +716,7 @@
     </w:p>
     <w:p>
       <w:pPr>
-        <w:pStyle w:val="ListParagraph"/>
+        <w:pStyle w:val="PargrafodaLista"/>
         <w:ind w:left="360"/>
         <w:jc w:val="both"/>
         <w:rPr>
@@ -777,7 +729,7 @@
     </w:p>
     <w:tbl>
       <w:tblPr>
-        <w:tblStyle w:val="TableGrid"/>
+        <w:tblStyle w:val="Tabelacomgrade"/>
         <w:tblW w:w="0" w:type="auto"/>
         <w:tblInd w:w="360" w:type="dxa"/>
         <w:tblLook w:val="04A0" w:firstRow="1" w:lastRow="0" w:firstColumn="1" w:lastColumn="0" w:noHBand="0" w:noVBand="1"/>
@@ -793,7 +745,7 @@
           </w:tcPr>
           <w:p>
             <w:pPr>
-              <w:pStyle w:val="ListParagraph"/>
+              <w:pStyle w:val="PargrafodaLista"/>
               <w:ind w:left="0"/>
               <w:jc w:val="both"/>
               <w:rPr>
@@ -820,7 +772,7 @@
           </w:tcPr>
           <w:p>
             <w:pPr>
-              <w:pStyle w:val="ListParagraph"/>
+              <w:pStyle w:val="PargrafodaLista"/>
               <w:ind w:left="0"/>
               <w:jc w:val="both"/>
               <w:rPr>
@@ -849,7 +801,7 @@
           </w:tcPr>
           <w:p>
             <w:pPr>
-              <w:pStyle w:val="ListParagraph"/>
+              <w:pStyle w:val="PargrafodaLista"/>
               <w:ind w:left="0"/>
               <w:jc w:val="both"/>
               <w:rPr>
@@ -891,7 +843,16 @@
                 <w:szCs w:val="20"/>
                 <w:lang w:val="en-US"/>
               </w:rPr>
-              <w:t>&gt; 95</w:t>
+              <w:t>&gt; 9</w:t>
+            </w:r>
+            <w:r>
+              <w:rPr>
+                <w:rFonts w:ascii="Arial" w:hAnsi="Arial" w:cs="Arial"/>
+                <w:sz w:val="20"/>
+                <w:szCs w:val="20"/>
+                <w:lang w:val="en-US"/>
+              </w:rPr>
+              <w:t>7</w:t>
             </w:r>
           </w:p>
         </w:tc>
@@ -903,7 +864,7 @@
           </w:tcPr>
           <w:p>
             <w:pPr>
-              <w:pStyle w:val="ListParagraph"/>
+              <w:pStyle w:val="PargrafodaLista"/>
               <w:ind w:left="0"/>
               <w:jc w:val="both"/>
               <w:rPr>
@@ -949,7 +910,7 @@
           </w:tcPr>
           <w:p>
             <w:pPr>
-              <w:pStyle w:val="ListParagraph"/>
+              <w:pStyle w:val="PargrafodaLista"/>
               <w:ind w:left="0"/>
               <w:jc w:val="both"/>
               <w:rPr>
@@ -966,7 +927,34 @@
                 <w:szCs w:val="20"/>
                 <w:lang w:val="en-US"/>
               </w:rPr>
-              <w:t xml:space="preserve">80 – 95 </w:t>
+              <w:t>90</w:t>
+            </w:r>
+            <w:r>
+              <w:rPr>
+                <w:rFonts w:ascii="Arial" w:hAnsi="Arial" w:cs="Arial"/>
+                <w:sz w:val="20"/>
+                <w:szCs w:val="20"/>
+                <w:lang w:val="en-US"/>
+              </w:rPr>
+              <w:t xml:space="preserve"> – 9</w:t>
+            </w:r>
+            <w:r>
+              <w:rPr>
+                <w:rFonts w:ascii="Arial" w:hAnsi="Arial" w:cs="Arial"/>
+                <w:sz w:val="20"/>
+                <w:szCs w:val="20"/>
+                <w:lang w:val="en-US"/>
+              </w:rPr>
+              <w:t>7</w:t>
+            </w:r>
+            <w:r>
+              <w:rPr>
+                <w:rFonts w:ascii="Arial" w:hAnsi="Arial" w:cs="Arial"/>
+                <w:sz w:val="20"/>
+                <w:szCs w:val="20"/>
+                <w:lang w:val="en-US"/>
+              </w:rPr>
+              <w:t xml:space="preserve"> </w:t>
             </w:r>
           </w:p>
         </w:tc>
@@ -978,7 +966,7 @@
           </w:tcPr>
           <w:p>
             <w:pPr>
-              <w:pStyle w:val="ListParagraph"/>
+              <w:pStyle w:val="PargrafodaLista"/>
               <w:ind w:left="0"/>
               <w:jc w:val="both"/>
               <w:rPr>
@@ -1005,7 +993,7 @@
           </w:tcPr>
           <w:p>
             <w:pPr>
-              <w:pStyle w:val="ListParagraph"/>
+              <w:pStyle w:val="PargrafodaLista"/>
               <w:ind w:left="0"/>
               <w:jc w:val="both"/>
               <w:rPr>
@@ -1022,7 +1010,25 @@
                 <w:szCs w:val="20"/>
                 <w:lang w:val="en-US"/>
               </w:rPr>
-              <w:t xml:space="preserve">40 – 80 </w:t>
+              <w:t xml:space="preserve">40 – </w:t>
+            </w:r>
+            <w:r>
+              <w:rPr>
+                <w:rFonts w:ascii="Arial" w:hAnsi="Arial" w:cs="Arial"/>
+                <w:sz w:val="20"/>
+                <w:szCs w:val="20"/>
+                <w:lang w:val="en-US"/>
+              </w:rPr>
+              <w:t>9</w:t>
+            </w:r>
+            <w:r>
+              <w:rPr>
+                <w:rFonts w:ascii="Arial" w:hAnsi="Arial" w:cs="Arial"/>
+                <w:sz w:val="20"/>
+                <w:szCs w:val="20"/>
+                <w:lang w:val="en-US"/>
+              </w:rPr>
+              <w:t xml:space="preserve">0 </w:t>
             </w:r>
           </w:p>
         </w:tc>
@@ -1034,7 +1040,7 @@
           </w:tcPr>
           <w:p>
             <w:pPr>
-              <w:pStyle w:val="ListParagraph"/>
+              <w:pStyle w:val="PargrafodaLista"/>
               <w:ind w:left="0"/>
               <w:jc w:val="both"/>
               <w:rPr>
@@ -1061,7 +1067,7 @@
           </w:tcPr>
           <w:p>
             <w:pPr>
-              <w:pStyle w:val="ListParagraph"/>
+              <w:pStyle w:val="PargrafodaLista"/>
               <w:ind w:left="0"/>
               <w:jc w:val="both"/>
               <w:rPr>
@@ -1086,7 +1092,7 @@
     </w:tbl>
     <w:p>
       <w:pPr>
-        <w:pStyle w:val="ListParagraph"/>
+        <w:pStyle w:val="PargrafodaLista"/>
         <w:ind w:left="360"/>
         <w:jc w:val="both"/>
         <w:rPr>
@@ -1099,7 +1105,7 @@
     </w:p>
     <w:p>
       <w:pPr>
-        <w:pStyle w:val="ListParagraph"/>
+        <w:pStyle w:val="PargrafodaLista"/>
         <w:ind w:left="360"/>
         <w:jc w:val="both"/>
         <w:rPr>
@@ -1229,7 +1235,7 @@
       </w:r>
       <w:r>
         <w:rPr>
-          <w:rStyle w:val="Emphasis"/>
+          <w:rStyle w:val="nfase"/>
           <w:rFonts w:ascii="Arial" w:hAnsi="Arial" w:cs="Arial"/>
           <w:i w:val="0"/>
           <w:iCs w:val="0"/>
@@ -1242,7 +1248,7 @@
       </w:r>
       <w:r>
         <w:rPr>
-          <w:rStyle w:val="Emphasis"/>
+          <w:rStyle w:val="nfase"/>
           <w:rFonts w:ascii="Arial" w:hAnsi="Arial" w:cs="Arial"/>
           <w:i w:val="0"/>
           <w:iCs w:val="0"/>
@@ -1256,7 +1262,7 @@
       </w:r>
       <w:r>
         <w:rPr>
-          <w:rStyle w:val="Emphasis"/>
+          <w:rStyle w:val="nfase"/>
           <w:rFonts w:ascii="Arial" w:hAnsi="Arial" w:cs="Arial"/>
           <w:i w:val="0"/>
           <w:iCs w:val="0"/>
@@ -1269,7 +1275,7 @@
       </w:r>
       <w:r>
         <w:rPr>
-          <w:rStyle w:val="Emphasis"/>
+          <w:rStyle w:val="nfase"/>
           <w:rFonts w:ascii="Arial" w:hAnsi="Arial" w:cs="Arial"/>
           <w:i w:val="0"/>
           <w:iCs w:val="0"/>
@@ -1283,7 +1289,7 @@
       </w:r>
       <w:r>
         <w:rPr>
-          <w:rStyle w:val="Emphasis"/>
+          <w:rStyle w:val="nfase"/>
           <w:rFonts w:ascii="Arial" w:hAnsi="Arial" w:cs="Arial"/>
           <w:i w:val="0"/>
           <w:iCs w:val="0"/>
@@ -1642,7 +1648,7 @@
     </w:p>
     <w:p>
       <w:pPr>
-        <w:pStyle w:val="ListParagraph"/>
+        <w:pStyle w:val="PargrafodaLista"/>
         <w:ind w:left="360"/>
         <w:jc w:val="both"/>
         <w:rPr>
@@ -1655,7 +1661,7 @@
     </w:p>
     <w:p>
       <w:pPr>
-        <w:pStyle w:val="ListParagraph"/>
+        <w:pStyle w:val="PargrafodaLista"/>
         <w:ind w:left="360"/>
         <w:jc w:val="both"/>
         <w:rPr>
@@ -1837,7 +1843,7 @@
     </w:p>
     <w:p>
       <w:pPr>
-        <w:pStyle w:val="ListParagraph"/>
+        <w:pStyle w:val="PargrafodaLista"/>
         <w:ind w:left="360"/>
         <w:jc w:val="both"/>
         <w:rPr>
@@ -1851,7 +1857,7 @@
     </w:p>
     <w:p>
       <w:pPr>
-        <w:pStyle w:val="ListParagraph"/>
+        <w:pStyle w:val="PargrafodaLista"/>
         <w:numPr>
           <w:ilvl w:val="0"/>
           <w:numId w:val="1"/>
@@ -2079,6 +2085,166 @@
           <w:shd w:val="clear" w:color="auto" w:fill="FFFFFF"/>
           <w:lang w:val="en-US"/>
         </w:rPr>
+        <w:t>1</w:t>
+      </w:r>
+      <w:r>
+        <w:rPr>
+          <w:rFonts w:ascii="Arial" w:hAnsi="Arial" w:cs="Arial"/>
+          <w:sz w:val="20"/>
+          <w:szCs w:val="20"/>
+          <w:shd w:val="clear" w:color="auto" w:fill="FFFFFF"/>
+          <w:lang w:val="en-US"/>
+        </w:rPr>
+        <w:t xml:space="preserve"> page</w:t>
+      </w:r>
+      <w:r>
+        <w:rPr>
+          <w:rFonts w:ascii="Arial" w:hAnsi="Arial" w:cs="Arial"/>
+          <w:sz w:val="20"/>
+          <w:szCs w:val="20"/>
+          <w:shd w:val="clear" w:color="auto" w:fill="FFFFFF"/>
+          <w:lang w:val="en-US"/>
+        </w:rPr>
+        <w:t>;</w:t>
+      </w:r>
+      <w:r>
+        <w:rPr>
+          <w:rFonts w:ascii="Arial" w:hAnsi="Arial" w:cs="Arial"/>
+          <w:sz w:val="20"/>
+          <w:szCs w:val="20"/>
+          <w:shd w:val="clear" w:color="auto" w:fill="FFFFFF"/>
+          <w:lang w:val="en-US"/>
+        </w:rPr>
+        <w:t xml:space="preserve"> 2) Methods: </w:t>
+      </w:r>
+      <w:r>
+        <w:rPr>
+          <w:rFonts w:ascii="Arial" w:hAnsi="Arial" w:cs="Arial"/>
+          <w:sz w:val="20"/>
+          <w:szCs w:val="20"/>
+          <w:shd w:val="clear" w:color="auto" w:fill="FFFFFF"/>
+          <w:lang w:val="en-US"/>
+        </w:rPr>
+        <w:t>1.5</w:t>
+      </w:r>
+      <w:r>
+        <w:rPr>
+          <w:rFonts w:ascii="Arial" w:hAnsi="Arial" w:cs="Arial"/>
+          <w:sz w:val="20"/>
+          <w:szCs w:val="20"/>
+          <w:shd w:val="clear" w:color="auto" w:fill="FFFFFF"/>
+          <w:lang w:val="en-US"/>
+        </w:rPr>
+        <w:t xml:space="preserve"> </w:t>
+      </w:r>
+      <w:r>
+        <w:rPr>
+          <w:rFonts w:ascii="Arial" w:hAnsi="Arial" w:cs="Arial"/>
+          <w:sz w:val="20"/>
+          <w:szCs w:val="20"/>
+          <w:shd w:val="clear" w:color="auto" w:fill="FFFFFF"/>
+          <w:lang w:val="en-US"/>
+        </w:rPr>
+        <w:t>page</w:t>
+      </w:r>
+      <w:r>
+        <w:rPr>
+          <w:rFonts w:ascii="Arial" w:hAnsi="Arial" w:cs="Arial"/>
+          <w:sz w:val="20"/>
+          <w:szCs w:val="20"/>
+          <w:shd w:val="clear" w:color="auto" w:fill="FFFFFF"/>
+          <w:lang w:val="en-US"/>
+        </w:rPr>
+        <w:t>;</w:t>
+      </w:r>
+      <w:r>
+        <w:rPr>
+          <w:rFonts w:ascii="Arial" w:hAnsi="Arial" w:cs="Arial"/>
+          <w:sz w:val="20"/>
+          <w:szCs w:val="20"/>
+          <w:shd w:val="clear" w:color="auto" w:fill="FFFFFF"/>
+          <w:lang w:val="en-US"/>
+        </w:rPr>
+        <w:t xml:space="preserve"> 3) Results:</w:t>
+      </w:r>
+      <w:r>
+        <w:rPr>
+          <w:rFonts w:ascii="Arial" w:hAnsi="Arial" w:cs="Arial"/>
+          <w:sz w:val="20"/>
+          <w:szCs w:val="20"/>
+          <w:shd w:val="clear" w:color="auto" w:fill="FFFFFF"/>
+          <w:lang w:val="en-US"/>
+        </w:rPr>
+        <w:t xml:space="preserve"> </w:t>
+      </w:r>
+      <w:r>
+        <w:rPr>
+          <w:rFonts w:ascii="Arial" w:hAnsi="Arial" w:cs="Arial"/>
+          <w:sz w:val="20"/>
+          <w:szCs w:val="20"/>
+          <w:shd w:val="clear" w:color="auto" w:fill="FFFFFF"/>
+          <w:lang w:val="en-US"/>
+        </w:rPr>
+        <w:t>2</w:t>
+      </w:r>
+      <w:r>
+        <w:rPr>
+          <w:rFonts w:ascii="Arial" w:hAnsi="Arial" w:cs="Arial"/>
+          <w:sz w:val="20"/>
+          <w:szCs w:val="20"/>
+          <w:shd w:val="clear" w:color="auto" w:fill="FFFFFF"/>
+          <w:lang w:val="en-US"/>
+        </w:rPr>
+        <w:t xml:space="preserve"> pages; 4) Discussion: </w:t>
+      </w:r>
+      <w:r>
+        <w:rPr>
+          <w:rFonts w:ascii="Arial" w:hAnsi="Arial" w:cs="Arial"/>
+          <w:sz w:val="20"/>
+          <w:szCs w:val="20"/>
+          <w:shd w:val="clear" w:color="auto" w:fill="FFFFFF"/>
+          <w:lang w:val="en-US"/>
+        </w:rPr>
+        <w:t>2</w:t>
+      </w:r>
+      <w:r>
+        <w:rPr>
+          <w:rFonts w:ascii="Arial" w:hAnsi="Arial" w:cs="Arial"/>
+          <w:sz w:val="20"/>
+          <w:szCs w:val="20"/>
+          <w:shd w:val="clear" w:color="auto" w:fill="FFFFFF"/>
+          <w:lang w:val="en-US"/>
+        </w:rPr>
+        <w:t xml:space="preserve"> </w:t>
+      </w:r>
+      <w:r>
+        <w:rPr>
+          <w:rFonts w:ascii="Arial" w:hAnsi="Arial" w:cs="Arial"/>
+          <w:sz w:val="20"/>
+          <w:szCs w:val="20"/>
+          <w:shd w:val="clear" w:color="auto" w:fill="FFFFFF"/>
+          <w:lang w:val="en-US"/>
+        </w:rPr>
+        <w:t>pages</w:t>
+      </w:r>
+      <w:r>
+        <w:rPr>
+          <w:rFonts w:ascii="Arial" w:hAnsi="Arial" w:cs="Arial"/>
+          <w:sz w:val="20"/>
+          <w:szCs w:val="20"/>
+          <w:shd w:val="clear" w:color="auto" w:fill="FFFFFF"/>
+          <w:lang w:val="en-US"/>
+        </w:rPr>
+        <w:t xml:space="preserve">; Conclusion: </w:t>
+      </w:r>
+      <w:r>
+        <w:rPr>
+          <w:rFonts w:ascii="Arial" w:hAnsi="Arial" w:cs="Arial"/>
+          <w:sz w:val="20"/>
+          <w:szCs w:val="20"/>
+          <w:shd w:val="clear" w:color="auto" w:fill="FFFFFF"/>
+          <w:lang w:val="en-US"/>
+        </w:rPr>
         <w:t>0.5</w:t>
       </w:r>
       <w:r>
@@ -2089,147 +2255,7 @@
           <w:shd w:val="clear" w:color="auto" w:fill="FFFFFF"/>
           <w:lang w:val="en-US"/>
         </w:rPr>
-        <w:t xml:space="preserve"> page</w:t>
-      </w:r>
-      <w:r>
-        <w:rPr>
-          <w:rFonts w:ascii="Arial" w:hAnsi="Arial" w:cs="Arial"/>
-          <w:sz w:val="20"/>
-          <w:szCs w:val="20"/>
-          <w:shd w:val="clear" w:color="auto" w:fill="FFFFFF"/>
-          <w:lang w:val="en-US"/>
-        </w:rPr>
-        <w:t>;</w:t>
-      </w:r>
-      <w:r>
-        <w:rPr>
-          <w:rFonts w:ascii="Arial" w:hAnsi="Arial" w:cs="Arial"/>
-          <w:sz w:val="20"/>
-          <w:szCs w:val="20"/>
-          <w:shd w:val="clear" w:color="auto" w:fill="FFFFFF"/>
-          <w:lang w:val="en-US"/>
-        </w:rPr>
-        <w:t xml:space="preserve"> 2) Methods: </w:t>
-      </w:r>
-      <w:r>
-        <w:rPr>
-          <w:rFonts w:ascii="Arial" w:hAnsi="Arial" w:cs="Arial"/>
-          <w:sz w:val="20"/>
-          <w:szCs w:val="20"/>
-          <w:shd w:val="clear" w:color="auto" w:fill="FFFFFF"/>
-          <w:lang w:val="en-US"/>
-        </w:rPr>
-        <w:t>1</w:t>
-      </w:r>
-      <w:r>
-        <w:rPr>
-          <w:rFonts w:ascii="Arial" w:hAnsi="Arial" w:cs="Arial"/>
-          <w:sz w:val="20"/>
-          <w:szCs w:val="20"/>
-          <w:shd w:val="clear" w:color="auto" w:fill="FFFFFF"/>
-          <w:lang w:val="en-US"/>
-        </w:rPr>
-        <w:t xml:space="preserve"> </w:t>
-      </w:r>
-      <w:r>
-        <w:rPr>
-          <w:rFonts w:ascii="Arial" w:hAnsi="Arial" w:cs="Arial"/>
-          <w:sz w:val="20"/>
-          <w:szCs w:val="20"/>
-          <w:shd w:val="clear" w:color="auto" w:fill="FFFFFF"/>
-          <w:lang w:val="en-US"/>
-        </w:rPr>
-        <w:t>page</w:t>
-      </w:r>
-      <w:r>
-        <w:rPr>
-          <w:rFonts w:ascii="Arial" w:hAnsi="Arial" w:cs="Arial"/>
-          <w:sz w:val="20"/>
-          <w:szCs w:val="20"/>
-          <w:shd w:val="clear" w:color="auto" w:fill="FFFFFF"/>
-          <w:lang w:val="en-US"/>
-        </w:rPr>
-        <w:t>;</w:t>
-      </w:r>
-      <w:r>
-        <w:rPr>
-          <w:rFonts w:ascii="Arial" w:hAnsi="Arial" w:cs="Arial"/>
-          <w:sz w:val="20"/>
-          <w:szCs w:val="20"/>
-          <w:shd w:val="clear" w:color="auto" w:fill="FFFFFF"/>
-          <w:lang w:val="en-US"/>
-        </w:rPr>
-        <w:t xml:space="preserve"> 3) Results:</w:t>
-      </w:r>
-      <w:r>
-        <w:rPr>
-          <w:rFonts w:ascii="Arial" w:hAnsi="Arial" w:cs="Arial"/>
-          <w:sz w:val="20"/>
-          <w:szCs w:val="20"/>
-          <w:shd w:val="clear" w:color="auto" w:fill="FFFFFF"/>
-          <w:lang w:val="en-US"/>
-        </w:rPr>
-        <w:t xml:space="preserve"> </w:t>
-      </w:r>
-      <w:r>
-        <w:rPr>
-          <w:rFonts w:ascii="Arial" w:hAnsi="Arial" w:cs="Arial"/>
-          <w:sz w:val="20"/>
-          <w:szCs w:val="20"/>
-          <w:shd w:val="clear" w:color="auto" w:fill="FFFFFF"/>
-          <w:lang w:val="en-US"/>
-        </w:rPr>
-        <w:t>2</w:t>
-      </w:r>
-      <w:r>
-        <w:rPr>
-          <w:rFonts w:ascii="Arial" w:hAnsi="Arial" w:cs="Arial"/>
-          <w:sz w:val="20"/>
-          <w:szCs w:val="20"/>
-          <w:shd w:val="clear" w:color="auto" w:fill="FFFFFF"/>
-          <w:lang w:val="en-US"/>
-        </w:rPr>
-        <w:t xml:space="preserve"> pages; 4) Discussion: </w:t>
-      </w:r>
-      <w:r>
-        <w:rPr>
-          <w:rFonts w:ascii="Arial" w:hAnsi="Arial" w:cs="Arial"/>
-          <w:sz w:val="20"/>
-          <w:szCs w:val="20"/>
-          <w:shd w:val="clear" w:color="auto" w:fill="FFFFFF"/>
-          <w:lang w:val="en-US"/>
-        </w:rPr>
-        <w:t>2</w:t>
-      </w:r>
-      <w:r>
-        <w:rPr>
-          <w:rFonts w:ascii="Arial" w:hAnsi="Arial" w:cs="Arial"/>
-          <w:sz w:val="20"/>
-          <w:szCs w:val="20"/>
-          <w:shd w:val="clear" w:color="auto" w:fill="FFFFFF"/>
-          <w:lang w:val="en-US"/>
-        </w:rPr>
-        <w:t xml:space="preserve"> </w:t>
-      </w:r>
-      <w:r>
-        <w:rPr>
-          <w:rFonts w:ascii="Arial" w:hAnsi="Arial" w:cs="Arial"/>
-          <w:sz w:val="20"/>
-          <w:szCs w:val="20"/>
-          <w:shd w:val="clear" w:color="auto" w:fill="FFFFFF"/>
-          <w:lang w:val="en-US"/>
-        </w:rPr>
-        <w:t>pages</w:t>
-      </w:r>
-      <w:r>
-        <w:rPr>
-          <w:rFonts w:ascii="Arial" w:hAnsi="Arial" w:cs="Arial"/>
-          <w:sz w:val="20"/>
-          <w:szCs w:val="20"/>
-          <w:shd w:val="clear" w:color="auto" w:fill="FFFFFF"/>
-          <w:lang w:val="en-US"/>
-        </w:rPr>
-        <w:t>; Conclusion: 0.5 page.</w:t>
+        <w:t xml:space="preserve"> page.</w:t>
       </w:r>
       <w:r>
         <w:rPr>
@@ -2438,7 +2464,7 @@
       </w:pPr>
       <w:r>
         <w:rPr>
-          <w:rStyle w:val="Strong"/>
+          <w:rStyle w:val="Forte"/>
           <w:rFonts w:ascii="Arial" w:hAnsi="Arial" w:cs="Arial"/>
           <w:i/>
           <w:iCs/>
@@ -2709,7 +2735,7 @@
       </w:pPr>
       <w:r>
         <w:rPr>
-          <w:rStyle w:val="Emphasis"/>
+          <w:rStyle w:val="nfase"/>
           <w:rFonts w:ascii="Arial" w:eastAsiaTheme="majorEastAsia" w:hAnsi="Arial" w:cs="Arial"/>
           <w:b/>
           <w:bCs/>
@@ -2781,7 +2807,7 @@
       </w:pPr>
       <w:r>
         <w:rPr>
-          <w:rStyle w:val="Emphasis"/>
+          <w:rStyle w:val="nfase"/>
           <w:rFonts w:ascii="Arial" w:eastAsiaTheme="majorEastAsia" w:hAnsi="Arial" w:cs="Arial"/>
           <w:b/>
           <w:bCs/>
@@ -2792,7 +2818,7 @@
       </w:r>
       <w:r>
         <w:rPr>
-          <w:rStyle w:val="Emphasis"/>
+          <w:rStyle w:val="nfase"/>
           <w:rFonts w:ascii="Arial" w:eastAsiaTheme="majorEastAsia" w:hAnsi="Arial" w:cs="Arial"/>
           <w:b/>
           <w:bCs/>
@@ -2804,7 +2830,7 @@
       </w:r>
       <w:r>
         <w:rPr>
-          <w:rStyle w:val="Emphasis"/>
+          <w:rStyle w:val="nfase"/>
           <w:rFonts w:ascii="Arial" w:eastAsiaTheme="majorEastAsia" w:hAnsi="Arial" w:cs="Arial"/>
           <w:i w:val="0"/>
           <w:iCs w:val="0"/>
@@ -2930,7 +2956,7 @@
       </w:pPr>
       <w:r>
         <w:rPr>
-          <w:rStyle w:val="Emphasis"/>
+          <w:rStyle w:val="nfase"/>
           <w:rFonts w:ascii="Arial" w:eastAsiaTheme="majorEastAsia" w:hAnsi="Arial" w:cs="Arial"/>
           <w:b/>
           <w:bCs/>
@@ -2941,7 +2967,7 @@
       </w:r>
       <w:r>
         <w:rPr>
-          <w:rStyle w:val="Emphasis"/>
+          <w:rStyle w:val="nfase"/>
           <w:rFonts w:ascii="Arial" w:eastAsiaTheme="majorEastAsia" w:hAnsi="Arial" w:cs="Arial"/>
           <w:b/>
           <w:bCs/>
@@ -3292,7 +3318,7 @@
       </w:r>
       <w:r>
         <w:rPr>
-          <w:rStyle w:val="Strong"/>
+          <w:rStyle w:val="Forte"/>
           <w:rFonts w:ascii="Arial" w:eastAsiaTheme="majorEastAsia" w:hAnsi="Arial" w:cs="Arial"/>
           <w:sz w:val="20"/>
           <w:szCs w:val="20"/>
@@ -3531,7 +3557,7 @@
       </w:r>
     </w:p>
     <w:sectPr>
-      <w:headerReference w:type="default" r:id="rId8"/>
+      <w:headerReference w:type="default" r:id="rId7"/>
       <w:pgSz w:w="11906" w:h="16838" w:code="9"/>
       <w:pgMar w:top="284" w:right="1440" w:bottom="1440" w:left="1440" w:header="624" w:footer="624" w:gutter="0"/>
       <w:cols w:space="708"/>
@@ -3542,7 +3568,7 @@
 </file>
 
 <file path=word/endnotes.xml><?xml version="1.0" encoding="utf-8"?>
-<w:endnotes xmlns:wpc="http://schemas.microsoft.com/office/word/2010/wordprocessingCanvas" xmlns:cx="http://schemas.microsoft.com/office/drawing/2014/chartex" xmlns:cx1="http://schemas.microsoft.com/office/drawing/2015/9/8/chartex" xmlns:cx2="http://schemas.microsoft.com/office/drawing/2015/10/21/chartex" xmlns:cx3="http://schemas.microsoft.com/office/drawing/2016/5/9/chartex" xmlns:cx4="http://schemas.microsoft.com/office/drawing/2016/5/10/chartex" xmlns:cx5="http://schemas.microsoft.com/office/drawing/2016/5/11/chartex" xmlns:cx6="http://schemas.microsoft.com/office/drawing/2016/5/12/chartex" xmlns:cx7="http://schemas.microsoft.com/office/drawing/2016/5/13/chartex" xmlns:cx8="http://schemas.microsoft.com/office/drawing/2016/5/14/chartex" xmlns:mc="http://schemas.openxmlformats.org/markup-compatibility/2006" xmlns:aink="http://schemas.microsoft.com/office/drawing/2016/ink" xmlns:am3d="http://schemas.microsoft.com/office/drawing/2017/model3d" xmlns:o="urn:schemas-microsoft-com:office:office" xmlns:oel="http://schemas.microsoft.com/office/2019/extlst" xmlns:r="http://schemas.openxmlformats.org/officeDocument/2006/relationships" xmlns:m="http://schemas.openxmlformats.org/officeDocument/2006/math" xmlns:v="urn:schemas-microsoft-com:vml" xmlns:wp14="http://schemas.microsoft.com/office/word/2010/wordprocessingDrawing" xmlns:wp="http://schemas.openxmlformats.org/drawingml/2006/wordprocessingDrawing" xmlns:w10="urn:schemas-microsoft-com:office:word" xmlns:w="http://schemas.openxmlformats.org/wordprocessingml/2006/main" xmlns:w14="http://schemas.microsoft.com/office/word/2010/wordml" xmlns:w15="http://schemas.microsoft.com/office/word/2012/wordml" xmlns:w16cex="http://schemas.microsoft.com/office/word/2018/wordml/cex" xmlns:w16cid="http://schemas.microsoft.com/office/word/2016/wordml/cid" xmlns:w16="http://schemas.microsoft.com/office/word/2018/wordml" xmlns:w16sdtdh="http://schemas.microsoft.com/office/word/2020/wordml/sdtdatahash" xmlns:w16se="http://schemas.microsoft.com/office/word/2015/wordml/symex" xmlns:wpg="http://schemas.microsoft.com/office/word/2010/wordprocessingGroup" xmlns:wpi="http://schemas.microsoft.com/office/word/2010/wordprocessingInk" xmlns:wne="http://schemas.microsoft.com/office/word/2006/wordml" xmlns:wps="http://schemas.microsoft.com/office/word/2010/wordprocessingShape" mc:Ignorable="w14 w15 w16se w16cid w16 w16cex w16sdtdh wp14">
+<w:endnotes xmlns:wpc="http://schemas.microsoft.com/office/word/2010/wordprocessingCanvas" xmlns:cx="http://schemas.microsoft.com/office/drawing/2014/chartex" xmlns:cx1="http://schemas.microsoft.com/office/drawing/2015/9/8/chartex" xmlns:cx2="http://schemas.microsoft.com/office/drawing/2015/10/21/chartex" xmlns:cx3="http://schemas.microsoft.com/office/drawing/2016/5/9/chartex" xmlns:cx4="http://schemas.microsoft.com/office/drawing/2016/5/10/chartex" xmlns:cx5="http://schemas.microsoft.com/office/drawing/2016/5/11/chartex" xmlns:cx6="http://schemas.microsoft.com/office/drawing/2016/5/12/chartex" xmlns:cx7="http://schemas.microsoft.com/office/drawing/2016/5/13/chartex" xmlns:cx8="http://schemas.microsoft.com/office/drawing/2016/5/14/chartex" xmlns:mc="http://schemas.openxmlformats.org/markup-compatibility/2006" xmlns:aink="http://schemas.microsoft.com/office/drawing/2016/ink" xmlns:am3d="http://schemas.microsoft.com/office/drawing/2017/model3d" xmlns:o="urn:schemas-microsoft-com:office:office" xmlns:oel="http://schemas.microsoft.com/office/2019/extlst" xmlns:r="http://schemas.openxmlformats.org/officeDocument/2006/relationships" xmlns:m="http://schemas.openxmlformats.org/officeDocument/2006/math" xmlns:v="urn:schemas-microsoft-com:vml" xmlns:wp14="http://schemas.microsoft.com/office/word/2010/wordprocessingDrawing" xmlns:wp="http://schemas.openxmlformats.org/drawingml/2006/wordprocessingDrawing" xmlns:w10="urn:schemas-microsoft-com:office:word" xmlns:w="http://schemas.openxmlformats.org/wordprocessingml/2006/main" xmlns:w14="http://schemas.microsoft.com/office/word/2010/wordml" xmlns:w15="http://schemas.microsoft.com/office/word/2012/wordml" xmlns:w16cex="http://schemas.microsoft.com/office/word/2018/wordml/cex" xmlns:w16cid="http://schemas.microsoft.com/office/word/2016/wordml/cid" xmlns:w16="http://schemas.microsoft.com/office/word/2018/wordml" xmlns:w16du="http://schemas.microsoft.com/office/word/2023/wordml/word16du" xmlns:w16sdtdh="http://schemas.microsoft.com/office/word/2020/wordml/sdtdatahash" xmlns:w16sdtfl="http://schemas.microsoft.com/office/word/2024/wordml/sdtformatlock" xmlns:w16se="http://schemas.microsoft.com/office/word/2015/wordml/symex" xmlns:wpg="http://schemas.microsoft.com/office/word/2010/wordprocessingGroup" xmlns:wpi="http://schemas.microsoft.com/office/word/2010/wordprocessingInk" xmlns:wne="http://schemas.microsoft.com/office/word/2006/wordml" xmlns:wps="http://schemas.microsoft.com/office/word/2010/wordprocessingShape" mc:Ignorable="w14 w15 w16se w16cid w16 w16cex w16sdtdh w16sdtfl w16du wp14">
   <w:endnote w:type="separator" w:id="-1">
     <w:p>
       <w:pPr>
@@ -3567,7 +3593,7 @@
 </file>
 
 <file path=word/footnotes.xml><?xml version="1.0" encoding="utf-8"?>
-<w:footnotes xmlns:wpc="http://schemas.microsoft.com/office/word/2010/wordprocessingCanvas" xmlns:cx="http://schemas.microsoft.com/office/drawing/2014/chartex" xmlns:cx1="http://schemas.microsoft.com/office/drawing/2015/9/8/chartex" xmlns:cx2="http://schemas.microsoft.com/office/drawing/2015/10/21/chartex" xmlns:cx3="http://schemas.microsoft.com/office/drawing/2016/5/9/chartex" xmlns:cx4="http://schemas.microsoft.com/office/drawing/2016/5/10/chartex" xmlns:cx5="http://schemas.microsoft.com/office/drawing/2016/5/11/chartex" xmlns:cx6="http://schemas.microsoft.com/office/drawing/2016/5/12/chartex" xmlns:cx7="http://schemas.microsoft.com/office/drawing/2016/5/13/chartex" xmlns:cx8="http://schemas.microsoft.com/office/drawing/2016/5/14/chartex" xmlns:mc="http://schemas.openxmlformats.org/markup-compatibility/2006" xmlns:aink="http://schemas.microsoft.com/office/drawing/2016/ink" xmlns:am3d="http://schemas.microsoft.com/office/drawing/2017/model3d" xmlns:o="urn:schemas-microsoft-com:office:office" xmlns:oel="http://schemas.microsoft.com/office/2019/extlst" xmlns:r="http://schemas.openxmlformats.org/officeDocument/2006/relationships" xmlns:m="http://schemas.openxmlformats.org/officeDocument/2006/math" xmlns:v="urn:schemas-microsoft-com:vml" xmlns:wp14="http://schemas.microsoft.com/office/word/2010/wordprocessingDrawing" xmlns:wp="http://schemas.openxmlformats.org/drawingml/2006/wordprocessingDrawing" xmlns:w10="urn:schemas-microsoft-com:office:word" xmlns:w="http://schemas.openxmlformats.org/wordprocessingml/2006/main" xmlns:w14="http://schemas.microsoft.com/office/word/2010/wordml" xmlns:w15="http://schemas.microsoft.com/office/word/2012/wordml" xmlns:w16cex="http://schemas.microsoft.com/office/word/2018/wordml/cex" xmlns:w16cid="http://schemas.microsoft.com/office/word/2016/wordml/cid" xmlns:w16="http://schemas.microsoft.com/office/word/2018/wordml" xmlns:w16sdtdh="http://schemas.microsoft.com/office/word/2020/wordml/sdtdatahash" xmlns:w16se="http://schemas.microsoft.com/office/word/2015/wordml/symex" xmlns:wpg="http://schemas.microsoft.com/office/word/2010/wordprocessingGroup" xmlns:wpi="http://schemas.microsoft.com/office/word/2010/wordprocessingInk" xmlns:wne="http://schemas.microsoft.com/office/word/2006/wordml" xmlns:wps="http://schemas.microsoft.com/office/word/2010/wordprocessingShape" mc:Ignorable="w14 w15 w16se w16cid w16 w16cex w16sdtdh wp14">
+<w:footnotes xmlns:wpc="http://schemas.microsoft.com/office/word/2010/wordprocessingCanvas" xmlns:cx="http://schemas.microsoft.com/office/drawing/2014/chartex" xmlns:cx1="http://schemas.microsoft.com/office/drawing/2015/9/8/chartex" xmlns:cx2="http://schemas.microsoft.com/office/drawing/2015/10/21/chartex" xmlns:cx3="http://schemas.microsoft.com/office/drawing/2016/5/9/chartex" xmlns:cx4="http://schemas.microsoft.com/office/drawing/2016/5/10/chartex" xmlns:cx5="http://schemas.microsoft.com/office/drawing/2016/5/11/chartex" xmlns:cx6="http://schemas.microsoft.com/office/drawing/2016/5/12/chartex" xmlns:cx7="http://schemas.microsoft.com/office/drawing/2016/5/13/chartex" xmlns:cx8="http://schemas.microsoft.com/office/drawing/2016/5/14/chartex" xmlns:mc="http://schemas.openxmlformats.org/markup-compatibility/2006" xmlns:aink="http://schemas.microsoft.com/office/drawing/2016/ink" xmlns:am3d="http://schemas.microsoft.com/office/drawing/2017/model3d" xmlns:o="urn:schemas-microsoft-com:office:office" xmlns:oel="http://schemas.microsoft.com/office/2019/extlst" xmlns:r="http://schemas.openxmlformats.org/officeDocument/2006/relationships" xmlns:m="http://schemas.openxmlformats.org/officeDocument/2006/math" xmlns:v="urn:schemas-microsoft-com:vml" xmlns:wp14="http://schemas.microsoft.com/office/word/2010/wordprocessingDrawing" xmlns:wp="http://schemas.openxmlformats.org/drawingml/2006/wordprocessingDrawing" xmlns:w10="urn:schemas-microsoft-com:office:word" xmlns:w="http://schemas.openxmlformats.org/wordprocessingml/2006/main" xmlns:w14="http://schemas.microsoft.com/office/word/2010/wordml" xmlns:w15="http://schemas.microsoft.com/office/word/2012/wordml" xmlns:w16cex="http://schemas.microsoft.com/office/word/2018/wordml/cex" xmlns:w16cid="http://schemas.microsoft.com/office/word/2016/wordml/cid" xmlns:w16="http://schemas.microsoft.com/office/word/2018/wordml" xmlns:w16du="http://schemas.microsoft.com/office/word/2023/wordml/word16du" xmlns:w16sdtdh="http://schemas.microsoft.com/office/word/2020/wordml/sdtdatahash" xmlns:w16sdtfl="http://schemas.microsoft.com/office/word/2024/wordml/sdtformatlock" xmlns:w16se="http://schemas.microsoft.com/office/word/2015/wordml/symex" xmlns:wpg="http://schemas.microsoft.com/office/word/2010/wordprocessingGroup" xmlns:wpi="http://schemas.microsoft.com/office/word/2010/wordprocessingInk" xmlns:wne="http://schemas.microsoft.com/office/word/2006/wordml" xmlns:wps="http://schemas.microsoft.com/office/word/2010/wordprocessingShape" mc:Ignorable="w14 w15 w16se w16cid w16 w16cex w16sdtdh w16sdtfl w16du wp14">
   <w:footnote w:type="separator" w:id="-1">
     <w:p>
       <w:pPr>
@@ -3592,10 +3618,10 @@
 </file>
 
 <file path=word/header1.xml><?xml version="1.0" encoding="utf-8"?>
-<w:hdr xmlns:wpc="http://schemas.microsoft.com/office/word/2010/wordprocessingCanvas" xmlns:cx="http://schemas.microsoft.com/office/drawing/2014/chartex" xmlns:cx1="http://schemas.microsoft.com/office/drawing/2015/9/8/chartex" xmlns:cx2="http://schemas.microsoft.com/office/drawing/2015/10/21/chartex" xmlns:cx3="http://schemas.microsoft.com/office/drawing/2016/5/9/chartex" xmlns:cx4="http://schemas.microsoft.com/office/drawing/2016/5/10/chartex" xmlns:cx5="http://schemas.microsoft.com/office/drawing/2016/5/11/chartex" xmlns:cx6="http://schemas.microsoft.com/office/drawing/2016/5/12/chartex" xmlns:cx7="http://schemas.microsoft.com/office/drawing/2016/5/13/chartex" xmlns:cx8="http://schemas.microsoft.com/office/drawing/2016/5/14/chartex" xmlns:mc="http://schemas.openxmlformats.org/markup-compatibility/2006" xmlns:aink="http://schemas.microsoft.com/office/drawing/2016/ink" xmlns:am3d="http://schemas.microsoft.com/office/drawing/2017/model3d" xmlns:o="urn:schemas-microsoft-com:office:office" xmlns:oel="http://schemas.microsoft.com/office/2019/extlst" xmlns:r="http://schemas.openxmlformats.org/officeDocument/2006/relationships" xmlns:m="http://schemas.openxmlformats.org/officeDocument/2006/math" xmlns:v="urn:schemas-microsoft-com:vml" xmlns:wp14="http://schemas.microsoft.com/office/word/2010/wordprocessingDrawing" xmlns:wp="http://schemas.openxmlformats.org/drawingml/2006/wordprocessingDrawing" xmlns:w10="urn:schemas-microsoft-com:office:word" xmlns:w="http://schemas.openxmlformats.org/wordprocessingml/2006/main" xmlns:w14="http://schemas.microsoft.com/office/word/2010/wordml" xmlns:w15="http://schemas.microsoft.com/office/word/2012/wordml" xmlns:w16cex="http://schemas.microsoft.com/office/word/2018/wordml/cex" xmlns:w16cid="http://schemas.microsoft.com/office/word/2016/wordml/cid" xmlns:w16="http://schemas.microsoft.com/office/word/2018/wordml" xmlns:w16sdtdh="http://schemas.microsoft.com/office/word/2020/wordml/sdtdatahash" xmlns:w16se="http://schemas.microsoft.com/office/word/2015/wordml/symex" xmlns:wpg="http://schemas.microsoft.com/office/word/2010/wordprocessingGroup" xmlns:wpi="http://schemas.microsoft.com/office/word/2010/wordprocessingInk" xmlns:wne="http://schemas.microsoft.com/office/word/2006/wordml" xmlns:wps="http://schemas.microsoft.com/office/word/2010/wordprocessingShape" mc:Ignorable="w14 w15 w16se w16cid w16 w16cex w16sdtdh wp14">
+<w:hdr xmlns:wpc="http://schemas.microsoft.com/office/word/2010/wordprocessingCanvas" xmlns:cx="http://schemas.microsoft.com/office/drawing/2014/chartex" xmlns:cx1="http://schemas.microsoft.com/office/drawing/2015/9/8/chartex" xmlns:cx2="http://schemas.microsoft.com/office/drawing/2015/10/21/chartex" xmlns:cx3="http://schemas.microsoft.com/office/drawing/2016/5/9/chartex" xmlns:cx4="http://schemas.microsoft.com/office/drawing/2016/5/10/chartex" xmlns:cx5="http://schemas.microsoft.com/office/drawing/2016/5/11/chartex" xmlns:cx6="http://schemas.microsoft.com/office/drawing/2016/5/12/chartex" xmlns:cx7="http://schemas.microsoft.com/office/drawing/2016/5/13/chartex" xmlns:cx8="http://schemas.microsoft.com/office/drawing/2016/5/14/chartex" xmlns:mc="http://schemas.openxmlformats.org/markup-compatibility/2006" xmlns:aink="http://schemas.microsoft.com/office/drawing/2016/ink" xmlns:am3d="http://schemas.microsoft.com/office/drawing/2017/model3d" xmlns:o="urn:schemas-microsoft-com:office:office" xmlns:oel="http://schemas.microsoft.com/office/2019/extlst" xmlns:r="http://schemas.openxmlformats.org/officeDocument/2006/relationships" xmlns:m="http://schemas.openxmlformats.org/officeDocument/2006/math" xmlns:v="urn:schemas-microsoft-com:vml" xmlns:wp14="http://schemas.microsoft.com/office/word/2010/wordprocessingDrawing" xmlns:wp="http://schemas.openxmlformats.org/drawingml/2006/wordprocessingDrawing" xmlns:w10="urn:schemas-microsoft-com:office:word" xmlns:w="http://schemas.openxmlformats.org/wordprocessingml/2006/main" xmlns:w14="http://schemas.microsoft.com/office/word/2010/wordml" xmlns:w15="http://schemas.microsoft.com/office/word/2012/wordml" xmlns:w16cex="http://schemas.microsoft.com/office/word/2018/wordml/cex" xmlns:w16cid="http://schemas.microsoft.com/office/word/2016/wordml/cid" xmlns:w16="http://schemas.microsoft.com/office/word/2018/wordml" xmlns:w16du="http://schemas.microsoft.com/office/word/2023/wordml/word16du" xmlns:w16sdtdh="http://schemas.microsoft.com/office/word/2020/wordml/sdtdatahash" xmlns:w16sdtfl="http://schemas.microsoft.com/office/word/2024/wordml/sdtformatlock" xmlns:w16se="http://schemas.microsoft.com/office/word/2015/wordml/symex" xmlns:wpg="http://schemas.microsoft.com/office/word/2010/wordprocessingGroup" xmlns:wpi="http://schemas.microsoft.com/office/word/2010/wordprocessingInk" xmlns:wne="http://schemas.microsoft.com/office/word/2006/wordml" xmlns:wps="http://schemas.microsoft.com/office/word/2010/wordprocessingShape" mc:Ignorable="w14 w15 w16se w16cid w16 w16cex w16sdtdh w16sdtfl w16du wp14">
   <w:tbl>
     <w:tblPr>
-      <w:tblStyle w:val="TableGrid"/>
+      <w:tblStyle w:val="Tabelacomgrade"/>
       <w:tblW w:w="9000" w:type="dxa"/>
       <w:tblLook w:val="04A0" w:firstRow="1" w:lastRow="0" w:firstColumn="1" w:lastColumn="0" w:noHBand="0" w:noVBand="1"/>
     </w:tblPr>
@@ -3617,7 +3643,7 @@
         </w:tcPr>
         <w:p>
           <w:pPr>
-            <w:pStyle w:val="Header"/>
+            <w:pStyle w:val="Cabealho"/>
             <w:rPr>
               <w:rFonts w:ascii="Franklin Gothic Book" w:hAnsi="Franklin Gothic Book" w:cs="Mongolian Baiti"/>
               <w:b/>
@@ -3706,7 +3732,7 @@
         </w:tcPr>
         <w:p>
           <w:pPr>
-            <w:pStyle w:val="Header"/>
+            <w:pStyle w:val="Cabealho"/>
             <w:rPr>
               <w:rFonts w:ascii="Franklin Gothic Book" w:hAnsi="Franklin Gothic Book" w:cs="Mongolian Baiti"/>
               <w:b/>
@@ -3731,7 +3757,7 @@
         </w:tcPr>
         <w:p>
           <w:pPr>
-            <w:pStyle w:val="Header"/>
+            <w:pStyle w:val="Cabealho"/>
             <w:jc w:val="right"/>
             <w:rPr>
               <w:rFonts w:ascii="Franklin Gothic Book" w:hAnsi="Franklin Gothic Book" w:cs="Mongolian Baiti"/>
@@ -3753,7 +3779,7 @@
               <w:szCs w:val="20"/>
               <w:lang w:val="en-US"/>
             </w:rPr>
-            <w:t xml:space="preserve">     </w:t>
+            <w:t xml:space="preserve">Physical Limnology </w:t>
           </w:r>
           <w:r>
             <w:rPr>
@@ -3765,19 +3791,7 @@
               <w:szCs w:val="20"/>
               <w:lang w:val="en-US"/>
             </w:rPr>
-            <w:t xml:space="preserve">Journal of </w:t>
-          </w:r>
-          <w:r>
-            <w:rPr>
-              <w:rFonts w:ascii="Arial" w:hAnsi="Arial" w:cs="Arial"/>
-              <w:b/>
-              <w:bCs/>
-              <w:iCs/>
-              <w:sz w:val="20"/>
-              <w:szCs w:val="20"/>
-              <w:lang w:val="en-US"/>
-            </w:rPr>
-            <w:t>Hydrodynamics of Aquatic Ecosystems</w:t>
+            <w:t>Monitoring &amp; Methods</w:t>
           </w:r>
         </w:p>
       </w:tc>
@@ -3797,7 +3811,7 @@
         </w:tcPr>
         <w:p>
           <w:pPr>
-            <w:pStyle w:val="Header"/>
+            <w:pStyle w:val="Cabealho"/>
             <w:rPr>
               <w:rFonts w:ascii="Franklin Gothic Book" w:hAnsi="Franklin Gothic Book" w:cs="Mongolian Baiti"/>
               <w:b/>
@@ -3823,7 +3837,7 @@
         </w:tcPr>
         <w:p>
           <w:pPr>
-            <w:pStyle w:val="Header"/>
+            <w:pStyle w:val="Cabealho"/>
             <w:rPr>
               <w:rFonts w:ascii="Arial" w:hAnsi="Arial" w:cs="Arial"/>
               <w:sz w:val="16"/>
@@ -3863,7 +3877,7 @@
         </w:tcPr>
         <w:p>
           <w:pPr>
-            <w:pStyle w:val="Header"/>
+            <w:pStyle w:val="Cabealho"/>
             <w:jc w:val="right"/>
             <w:rPr>
               <w:rFonts w:ascii="Arial" w:hAnsi="Arial" w:cs="Arial"/>
@@ -3899,14 +3913,14 @@
   </w:tbl>
   <w:p>
     <w:pPr>
-      <w:pStyle w:val="Header"/>
+      <w:pStyle w:val="Cabealho"/>
     </w:pPr>
   </w:p>
 </w:hdr>
 </file>
 
 <file path=word/numbering.xml><?xml version="1.0" encoding="utf-8"?>
-<w:numbering xmlns:wpc="http://schemas.microsoft.com/office/word/2010/wordprocessingCanvas" xmlns:cx="http://schemas.microsoft.com/office/drawing/2014/chartex" xmlns:cx1="http://schemas.microsoft.com/office/drawing/2015/9/8/chartex" xmlns:cx2="http://schemas.microsoft.com/office/drawing/2015/10/21/chartex" xmlns:cx3="http://schemas.microsoft.com/office/drawing/2016/5/9/chartex" xmlns:cx4="http://schemas.microsoft.com/office/drawing/2016/5/10/chartex" xmlns:cx5="http://schemas.microsoft.com/office/drawing/2016/5/11/chartex" xmlns:cx6="http://schemas.microsoft.com/office/drawing/2016/5/12/chartex" xmlns:cx7="http://schemas.microsoft.com/office/drawing/2016/5/13/chartex" xmlns:cx8="http://schemas.microsoft.com/office/drawing/2016/5/14/chartex" xmlns:mc="http://schemas.openxmlformats.org/markup-compatibility/2006" xmlns:aink="http://schemas.microsoft.com/office/drawing/2016/ink" xmlns:am3d="http://schemas.microsoft.com/office/drawing/2017/model3d" xmlns:o="urn:schemas-microsoft-com:office:office" xmlns:oel="http://schemas.microsoft.com/office/2019/extlst" xmlns:r="http://schemas.openxmlformats.org/officeDocument/2006/relationships" xmlns:m="http://schemas.openxmlformats.org/officeDocument/2006/math" xmlns:v="urn:schemas-microsoft-com:vml" xmlns:wp14="http://schemas.microsoft.com/office/word/2010/wordprocessingDrawing" xmlns:wp="http://schemas.openxmlformats.org/drawingml/2006/wordprocessingDrawing" xmlns:w10="urn:schemas-microsoft-com:office:word" xmlns:w="http://schemas.openxmlformats.org/wordprocessingml/2006/main" xmlns:w14="http://schemas.microsoft.com/office/word/2010/wordml" xmlns:w15="http://schemas.microsoft.com/office/word/2012/wordml" xmlns:w16cex="http://schemas.microsoft.com/office/word/2018/wordml/cex" xmlns:w16cid="http://schemas.microsoft.com/office/word/2016/wordml/cid" xmlns:w16="http://schemas.microsoft.com/office/word/2018/wordml" xmlns:w16sdtdh="http://schemas.microsoft.com/office/word/2020/wordml/sdtdatahash" xmlns:w16se="http://schemas.microsoft.com/office/word/2015/wordml/symex" xmlns:wpg="http://schemas.microsoft.com/office/word/2010/wordprocessingGroup" xmlns:wpi="http://schemas.microsoft.com/office/word/2010/wordprocessingInk" xmlns:wne="http://schemas.microsoft.com/office/word/2006/wordml" xmlns:wps="http://schemas.microsoft.com/office/word/2010/wordprocessingShape" mc:Ignorable="w14 w15 w16se w16cid w16 w16cex w16sdtdh wp14">
+<w:numbering xmlns:wpc="http://schemas.microsoft.com/office/word/2010/wordprocessingCanvas" xmlns:cx="http://schemas.microsoft.com/office/drawing/2014/chartex" xmlns:cx1="http://schemas.microsoft.com/office/drawing/2015/9/8/chartex" xmlns:cx2="http://schemas.microsoft.com/office/drawing/2015/10/21/chartex" xmlns:cx3="http://schemas.microsoft.com/office/drawing/2016/5/9/chartex" xmlns:cx4="http://schemas.microsoft.com/office/drawing/2016/5/10/chartex" xmlns:cx5="http://schemas.microsoft.com/office/drawing/2016/5/11/chartex" xmlns:cx6="http://schemas.microsoft.com/office/drawing/2016/5/12/chartex" xmlns:cx7="http://schemas.microsoft.com/office/drawing/2016/5/13/chartex" xmlns:cx8="http://schemas.microsoft.com/office/drawing/2016/5/14/chartex" xmlns:mc="http://schemas.openxmlformats.org/markup-compatibility/2006" xmlns:aink="http://schemas.microsoft.com/office/drawing/2016/ink" xmlns:am3d="http://schemas.microsoft.com/office/drawing/2017/model3d" xmlns:o="urn:schemas-microsoft-com:office:office" xmlns:oel="http://schemas.microsoft.com/office/2019/extlst" xmlns:r="http://schemas.openxmlformats.org/officeDocument/2006/relationships" xmlns:m="http://schemas.openxmlformats.org/officeDocument/2006/math" xmlns:v="urn:schemas-microsoft-com:vml" xmlns:wp14="http://schemas.microsoft.com/office/word/2010/wordprocessingDrawing" xmlns:wp="http://schemas.openxmlformats.org/drawingml/2006/wordprocessingDrawing" xmlns:w10="urn:schemas-microsoft-com:office:word" xmlns:w="http://schemas.openxmlformats.org/wordprocessingml/2006/main" xmlns:w14="http://schemas.microsoft.com/office/word/2010/wordml" xmlns:w15="http://schemas.microsoft.com/office/word/2012/wordml" xmlns:w16cex="http://schemas.microsoft.com/office/word/2018/wordml/cex" xmlns:w16cid="http://schemas.microsoft.com/office/word/2016/wordml/cid" xmlns:w16="http://schemas.microsoft.com/office/word/2018/wordml" xmlns:w16du="http://schemas.microsoft.com/office/word/2023/wordml/word16du" xmlns:w16sdtdh="http://schemas.microsoft.com/office/word/2020/wordml/sdtdatahash" xmlns:w16sdtfl="http://schemas.microsoft.com/office/word/2024/wordml/sdtformatlock" xmlns:w16se="http://schemas.microsoft.com/office/word/2015/wordml/symex" xmlns:wpg="http://schemas.microsoft.com/office/word/2010/wordprocessingGroup" xmlns:wpi="http://schemas.microsoft.com/office/word/2010/wordprocessingInk" xmlns:wne="http://schemas.microsoft.com/office/word/2006/wordml" xmlns:wps="http://schemas.microsoft.com/office/word/2010/wordprocessingShape" mc:Ignorable="w14 w15 w16se w16cid w16 w16cex w16sdtdh w16sdtfl w16du wp14">
   <w:abstractNum w:abstractNumId="0" w15:restartNumberingAfterBreak="0">
     <w:nsid w:val="1A24140B"/>
     <w:multiLevelType w:val="hybridMultilevel"/>
@@ -4119,7 +4133,7 @@
 </file>
 
 <file path=word/styles.xml><?xml version="1.0" encoding="utf-8"?>
-<w:styles xmlns:mc="http://schemas.openxmlformats.org/markup-compatibility/2006" xmlns:r="http://schemas.openxmlformats.org/officeDocument/2006/relationships" xmlns:w="http://schemas.openxmlformats.org/wordprocessingml/2006/main" xmlns:w14="http://schemas.microsoft.com/office/word/2010/wordml" xmlns:w15="http://schemas.microsoft.com/office/word/2012/wordml" xmlns:w16cex="http://schemas.microsoft.com/office/word/2018/wordml/cex" xmlns:w16cid="http://schemas.microsoft.com/office/word/2016/wordml/cid" xmlns:w16="http://schemas.microsoft.com/office/word/2018/wordml" xmlns:w16sdtdh="http://schemas.microsoft.com/office/word/2020/wordml/sdtdatahash" xmlns:w16se="http://schemas.microsoft.com/office/word/2015/wordml/symex" mc:Ignorable="w14 w15 w16se w16cid w16 w16cex w16sdtdh">
+<w:styles xmlns:mc="http://schemas.openxmlformats.org/markup-compatibility/2006" xmlns:r="http://schemas.openxmlformats.org/officeDocument/2006/relationships" xmlns:w="http://schemas.openxmlformats.org/wordprocessingml/2006/main" xmlns:w14="http://schemas.microsoft.com/office/word/2010/wordml" xmlns:w15="http://schemas.microsoft.com/office/word/2012/wordml" xmlns:w16cex="http://schemas.microsoft.com/office/word/2018/wordml/cex" xmlns:w16cid="http://schemas.microsoft.com/office/word/2016/wordml/cid" xmlns:w16="http://schemas.microsoft.com/office/word/2018/wordml" xmlns:w16du="http://schemas.microsoft.com/office/word/2023/wordml/word16du" xmlns:w16sdtdh="http://schemas.microsoft.com/office/word/2020/wordml/sdtdatahash" xmlns:w16sdtfl="http://schemas.microsoft.com/office/word/2024/wordml/sdtformatlock" xmlns:w16se="http://schemas.microsoft.com/office/word/2015/wordml/symex" mc:Ignorable="w14 w15 w16se w16cid w16 w16cex w16sdtdh w16sdtfl w16du">
   <w:docDefaults>
     <w:rPrDefault>
       <w:rPr>
@@ -4518,11 +4532,11 @@
     <w:qFormat/>
     <w:rsid w:val="0089594F"/>
   </w:style>
-  <w:style w:type="paragraph" w:styleId="Heading1">
+  <w:style w:type="paragraph" w:styleId="Ttulo1">
     <w:name w:val="heading 1"/>
     <w:basedOn w:val="Normal"/>
     <w:next w:val="Normal"/>
-    <w:link w:val="Heading1Char"/>
+    <w:link w:val="Ttulo1Char"/>
     <w:uiPriority w:val="9"/>
     <w:qFormat/>
     <w:rsid w:val="0089594F"/>
@@ -4539,11 +4553,11 @@
       <w:szCs w:val="36"/>
     </w:rPr>
   </w:style>
-  <w:style w:type="paragraph" w:styleId="Heading2">
+  <w:style w:type="paragraph" w:styleId="Ttulo2">
     <w:name w:val="heading 2"/>
     <w:basedOn w:val="Normal"/>
     <w:next w:val="Normal"/>
-    <w:link w:val="Heading2Char"/>
+    <w:link w:val="Ttulo2Char"/>
     <w:uiPriority w:val="9"/>
     <w:semiHidden/>
     <w:unhideWhenUsed/>
@@ -4562,11 +4576,11 @@
       <w:szCs w:val="32"/>
     </w:rPr>
   </w:style>
-  <w:style w:type="paragraph" w:styleId="Heading3">
+  <w:style w:type="paragraph" w:styleId="Ttulo3">
     <w:name w:val="heading 3"/>
     <w:basedOn w:val="Normal"/>
     <w:next w:val="Normal"/>
-    <w:link w:val="Heading3Char"/>
+    <w:link w:val="Ttulo3Char"/>
     <w:uiPriority w:val="9"/>
     <w:semiHidden/>
     <w:unhideWhenUsed/>
@@ -4585,11 +4599,11 @@
       <w:szCs w:val="28"/>
     </w:rPr>
   </w:style>
-  <w:style w:type="paragraph" w:styleId="Heading4">
+  <w:style w:type="paragraph" w:styleId="Ttulo4">
     <w:name w:val="heading 4"/>
     <w:basedOn w:val="Normal"/>
     <w:next w:val="Normal"/>
-    <w:link w:val="Heading4Char"/>
+    <w:link w:val="Ttulo4Char"/>
     <w:uiPriority w:val="9"/>
     <w:semiHidden/>
     <w:unhideWhenUsed/>
@@ -4608,11 +4622,11 @@
       <w:szCs w:val="24"/>
     </w:rPr>
   </w:style>
-  <w:style w:type="paragraph" w:styleId="Heading5">
+  <w:style w:type="paragraph" w:styleId="Ttulo5">
     <w:name w:val="heading 5"/>
     <w:basedOn w:val="Normal"/>
     <w:next w:val="Normal"/>
-    <w:link w:val="Heading5Char"/>
+    <w:link w:val="Ttulo5Char"/>
     <w:uiPriority w:val="9"/>
     <w:semiHidden/>
     <w:unhideWhenUsed/>
@@ -4630,11 +4644,11 @@
       <w:color w:val="2F5496" w:themeColor="accent1" w:themeShade="BF"/>
     </w:rPr>
   </w:style>
-  <w:style w:type="paragraph" w:styleId="Heading6">
+  <w:style w:type="paragraph" w:styleId="Ttulo6">
     <w:name w:val="heading 6"/>
     <w:basedOn w:val="Normal"/>
     <w:next w:val="Normal"/>
-    <w:link w:val="Heading6Char"/>
+    <w:link w:val="Ttulo6Char"/>
     <w:uiPriority w:val="9"/>
     <w:semiHidden/>
     <w:unhideWhenUsed/>
@@ -4654,11 +4668,11 @@
       <w:color w:val="1F3864" w:themeColor="accent1" w:themeShade="80"/>
     </w:rPr>
   </w:style>
-  <w:style w:type="paragraph" w:styleId="Heading7">
+  <w:style w:type="paragraph" w:styleId="Ttulo7">
     <w:name w:val="heading 7"/>
     <w:basedOn w:val="Normal"/>
     <w:next w:val="Normal"/>
-    <w:link w:val="Heading7Char"/>
+    <w:link w:val="Ttulo7Char"/>
     <w:uiPriority w:val="9"/>
     <w:semiHidden/>
     <w:unhideWhenUsed/>
@@ -4677,11 +4691,11 @@
       <w:color w:val="1F3864" w:themeColor="accent1" w:themeShade="80"/>
     </w:rPr>
   </w:style>
-  <w:style w:type="paragraph" w:styleId="Heading8">
+  <w:style w:type="paragraph" w:styleId="Ttulo8">
     <w:name w:val="heading 8"/>
     <w:basedOn w:val="Normal"/>
     <w:next w:val="Normal"/>
-    <w:link w:val="Heading8Char"/>
+    <w:link w:val="Ttulo8Char"/>
     <w:uiPriority w:val="9"/>
     <w:semiHidden/>
     <w:unhideWhenUsed/>
@@ -4702,11 +4716,11 @@
       <w:color w:val="1F3864" w:themeColor="accent1" w:themeShade="80"/>
     </w:rPr>
   </w:style>
-  <w:style w:type="paragraph" w:styleId="Heading9">
+  <w:style w:type="paragraph" w:styleId="Ttulo9">
     <w:name w:val="heading 9"/>
     <w:basedOn w:val="Normal"/>
     <w:next w:val="Normal"/>
-    <w:link w:val="Heading9Char"/>
+    <w:link w:val="Ttulo9Char"/>
     <w:uiPriority w:val="9"/>
     <w:semiHidden/>
     <w:unhideWhenUsed/>
@@ -4725,13 +4739,13 @@
       <w:color w:val="1F3864" w:themeColor="accent1" w:themeShade="80"/>
     </w:rPr>
   </w:style>
-  <w:style w:type="character" w:default="1" w:styleId="DefaultParagraphFont">
+  <w:style w:type="character" w:default="1" w:styleId="Fontepargpadro">
     <w:name w:val="Default Paragraph Font"/>
     <w:uiPriority w:val="1"/>
     <w:semiHidden/>
     <w:unhideWhenUsed/>
   </w:style>
-  <w:style w:type="table" w:default="1" w:styleId="TableNormal">
+  <w:style w:type="table" w:default="1" w:styleId="Tabelanormal">
     <w:name w:val="Normal Table"/>
     <w:uiPriority w:val="99"/>
     <w:semiHidden/>
@@ -4746,16 +4760,16 @@
       </w:tblCellMar>
     </w:tblPr>
   </w:style>
-  <w:style w:type="numbering" w:default="1" w:styleId="NoList">
+  <w:style w:type="numbering" w:default="1" w:styleId="Semlista">
     <w:name w:val="No List"/>
     <w:uiPriority w:val="99"/>
     <w:semiHidden/>
     <w:unhideWhenUsed/>
   </w:style>
-  <w:style w:type="character" w:customStyle="1" w:styleId="Heading1Char">
-    <w:name w:val="Heading 1 Char"/>
-    <w:basedOn w:val="DefaultParagraphFont"/>
-    <w:link w:val="Heading1"/>
+  <w:style w:type="character" w:customStyle="1" w:styleId="Ttulo1Char">
+    <w:name w:val="Título 1 Char"/>
+    <w:basedOn w:val="Fontepargpadro"/>
+    <w:link w:val="Ttulo1"/>
     <w:uiPriority w:val="9"/>
     <w:rsid w:val="0089594F"/>
     <w:rPr>
@@ -4765,10 +4779,10 @@
       <w:szCs w:val="36"/>
     </w:rPr>
   </w:style>
-  <w:style w:type="character" w:customStyle="1" w:styleId="Heading2Char">
-    <w:name w:val="Heading 2 Char"/>
-    <w:basedOn w:val="DefaultParagraphFont"/>
-    <w:link w:val="Heading2"/>
+  <w:style w:type="character" w:customStyle="1" w:styleId="Ttulo2Char">
+    <w:name w:val="Título 2 Char"/>
+    <w:basedOn w:val="Fontepargpadro"/>
+    <w:link w:val="Ttulo2"/>
     <w:uiPriority w:val="9"/>
     <w:semiHidden/>
     <w:rsid w:val="0089594F"/>
@@ -4779,10 +4793,10 @@
       <w:szCs w:val="32"/>
     </w:rPr>
   </w:style>
-  <w:style w:type="character" w:customStyle="1" w:styleId="Heading3Char">
-    <w:name w:val="Heading 3 Char"/>
-    <w:basedOn w:val="DefaultParagraphFont"/>
-    <w:link w:val="Heading3"/>
+  <w:style w:type="character" w:customStyle="1" w:styleId="Ttulo3Char">
+    <w:name w:val="Título 3 Char"/>
+    <w:basedOn w:val="Fontepargpadro"/>
+    <w:link w:val="Ttulo3"/>
     <w:uiPriority w:val="9"/>
     <w:semiHidden/>
     <w:rsid w:val="0089594F"/>
@@ -4793,10 +4807,10 @@
       <w:szCs w:val="28"/>
     </w:rPr>
   </w:style>
-  <w:style w:type="character" w:customStyle="1" w:styleId="Heading4Char">
-    <w:name w:val="Heading 4 Char"/>
-    <w:basedOn w:val="DefaultParagraphFont"/>
-    <w:link w:val="Heading4"/>
+  <w:style w:type="character" w:customStyle="1" w:styleId="Ttulo4Char">
+    <w:name w:val="Título 4 Char"/>
+    <w:basedOn w:val="Fontepargpadro"/>
+    <w:link w:val="Ttulo4"/>
     <w:uiPriority w:val="9"/>
     <w:semiHidden/>
     <w:rsid w:val="0089594F"/>
@@ -4807,10 +4821,10 @@
       <w:szCs w:val="24"/>
     </w:rPr>
   </w:style>
-  <w:style w:type="character" w:customStyle="1" w:styleId="Heading5Char">
-    <w:name w:val="Heading 5 Char"/>
-    <w:basedOn w:val="DefaultParagraphFont"/>
-    <w:link w:val="Heading5"/>
+  <w:style w:type="character" w:customStyle="1" w:styleId="Ttulo5Char">
+    <w:name w:val="Título 5 Char"/>
+    <w:basedOn w:val="Fontepargpadro"/>
+    <w:link w:val="Ttulo5"/>
     <w:uiPriority w:val="9"/>
     <w:semiHidden/>
     <w:rsid w:val="0089594F"/>
@@ -4820,10 +4834,10 @@
       <w:color w:val="2F5496" w:themeColor="accent1" w:themeShade="BF"/>
     </w:rPr>
   </w:style>
-  <w:style w:type="character" w:customStyle="1" w:styleId="Heading6Char">
-    <w:name w:val="Heading 6 Char"/>
-    <w:basedOn w:val="DefaultParagraphFont"/>
-    <w:link w:val="Heading6"/>
+  <w:style w:type="character" w:customStyle="1" w:styleId="Ttulo6Char">
+    <w:name w:val="Título 6 Char"/>
+    <w:basedOn w:val="Fontepargpadro"/>
+    <w:link w:val="Ttulo6"/>
     <w:uiPriority w:val="9"/>
     <w:semiHidden/>
     <w:rsid w:val="0089594F"/>
@@ -4835,10 +4849,10 @@
       <w:color w:val="1F3864" w:themeColor="accent1" w:themeShade="80"/>
     </w:rPr>
   </w:style>
-  <w:style w:type="character" w:customStyle="1" w:styleId="Heading7Char">
-    <w:name w:val="Heading 7 Char"/>
-    <w:basedOn w:val="DefaultParagraphFont"/>
-    <w:link w:val="Heading7"/>
+  <w:style w:type="character" w:customStyle="1" w:styleId="Ttulo7Char">
+    <w:name w:val="Título 7 Char"/>
+    <w:basedOn w:val="Fontepargpadro"/>
+    <w:link w:val="Ttulo7"/>
     <w:uiPriority w:val="9"/>
     <w:semiHidden/>
     <w:rsid w:val="0089594F"/>
@@ -4849,10 +4863,10 @@
       <w:color w:val="1F3864" w:themeColor="accent1" w:themeShade="80"/>
     </w:rPr>
   </w:style>
-  <w:style w:type="character" w:customStyle="1" w:styleId="Heading8Char">
-    <w:name w:val="Heading 8 Char"/>
-    <w:basedOn w:val="DefaultParagraphFont"/>
-    <w:link w:val="Heading8"/>
+  <w:style w:type="character" w:customStyle="1" w:styleId="Ttulo8Char">
+    <w:name w:val="Título 8 Char"/>
+    <w:basedOn w:val="Fontepargpadro"/>
+    <w:link w:val="Ttulo8"/>
     <w:uiPriority w:val="9"/>
     <w:semiHidden/>
     <w:rsid w:val="0089594F"/>
@@ -4865,10 +4879,10 @@
       <w:color w:val="1F3864" w:themeColor="accent1" w:themeShade="80"/>
     </w:rPr>
   </w:style>
-  <w:style w:type="character" w:customStyle="1" w:styleId="Heading9Char">
-    <w:name w:val="Heading 9 Char"/>
-    <w:basedOn w:val="DefaultParagraphFont"/>
-    <w:link w:val="Heading9"/>
+  <w:style w:type="character" w:customStyle="1" w:styleId="Ttulo9Char">
+    <w:name w:val="Título 9 Char"/>
+    <w:basedOn w:val="Fontepargpadro"/>
+    <w:link w:val="Ttulo9"/>
     <w:uiPriority w:val="9"/>
     <w:semiHidden/>
     <w:rsid w:val="0089594F"/>
@@ -4879,7 +4893,7 @@
       <w:color w:val="1F3864" w:themeColor="accent1" w:themeShade="80"/>
     </w:rPr>
   </w:style>
-  <w:style w:type="paragraph" w:styleId="Caption">
+  <w:style w:type="paragraph" w:styleId="Legenda">
     <w:name w:val="caption"/>
     <w:basedOn w:val="Normal"/>
     <w:next w:val="Normal"/>
@@ -4898,11 +4912,11 @@
       <w:color w:val="44546A" w:themeColor="text2"/>
     </w:rPr>
   </w:style>
-  <w:style w:type="paragraph" w:styleId="Title">
+  <w:style w:type="paragraph" w:styleId="Ttulo">
     <w:name w:val="Title"/>
     <w:basedOn w:val="Normal"/>
     <w:next w:val="Normal"/>
-    <w:link w:val="TitleChar"/>
+    <w:link w:val="TtuloChar"/>
     <w:uiPriority w:val="10"/>
     <w:qFormat/>
     <w:rsid w:val="0089594F"/>
@@ -4919,10 +4933,10 @@
       <w:szCs w:val="72"/>
     </w:rPr>
   </w:style>
-  <w:style w:type="character" w:customStyle="1" w:styleId="TitleChar">
-    <w:name w:val="Title Char"/>
-    <w:basedOn w:val="DefaultParagraphFont"/>
-    <w:link w:val="Title"/>
+  <w:style w:type="character" w:customStyle="1" w:styleId="TtuloChar">
+    <w:name w:val="Título Char"/>
+    <w:basedOn w:val="Fontepargpadro"/>
+    <w:link w:val="Ttulo"/>
     <w:uiPriority w:val="10"/>
     <w:rsid w:val="0089594F"/>
     <w:rPr>
@@ -4934,11 +4948,11 @@
       <w:szCs w:val="72"/>
     </w:rPr>
   </w:style>
-  <w:style w:type="paragraph" w:styleId="Subtitle">
+  <w:style w:type="paragraph" w:styleId="Subttulo">
     <w:name w:val="Subtitle"/>
     <w:basedOn w:val="Normal"/>
     <w:next w:val="Normal"/>
-    <w:link w:val="SubtitleChar"/>
+    <w:link w:val="SubttuloChar"/>
     <w:uiPriority w:val="11"/>
     <w:qFormat/>
     <w:rsid w:val="0089594F"/>
@@ -4955,10 +4969,10 @@
       <w:szCs w:val="28"/>
     </w:rPr>
   </w:style>
-  <w:style w:type="character" w:customStyle="1" w:styleId="SubtitleChar">
-    <w:name w:val="Subtitle Char"/>
-    <w:basedOn w:val="DefaultParagraphFont"/>
-    <w:link w:val="Subtitle"/>
+  <w:style w:type="character" w:customStyle="1" w:styleId="SubttuloChar">
+    <w:name w:val="Subtítulo Char"/>
+    <w:basedOn w:val="Fontepargpadro"/>
+    <w:link w:val="Subttulo"/>
     <w:uiPriority w:val="11"/>
     <w:rsid w:val="0089594F"/>
     <w:rPr>
@@ -4968,9 +4982,9 @@
       <w:szCs w:val="28"/>
     </w:rPr>
   </w:style>
-  <w:style w:type="character" w:styleId="Strong">
+  <w:style w:type="character" w:styleId="Forte">
     <w:name w:val="Strong"/>
-    <w:basedOn w:val="DefaultParagraphFont"/>
+    <w:basedOn w:val="Fontepargpadro"/>
     <w:uiPriority w:val="22"/>
     <w:qFormat/>
     <w:rsid w:val="0089594F"/>
@@ -4979,9 +4993,9 @@
       <w:bCs/>
     </w:rPr>
   </w:style>
-  <w:style w:type="character" w:styleId="Emphasis">
+  <w:style w:type="character" w:styleId="nfase">
     <w:name w:val="Emphasis"/>
-    <w:basedOn w:val="DefaultParagraphFont"/>
+    <w:basedOn w:val="Fontepargpadro"/>
     <w:uiPriority w:val="20"/>
     <w:qFormat/>
     <w:rsid w:val="0089594F"/>
@@ -4990,9 +5004,9 @@
       <w:iCs/>
     </w:rPr>
   </w:style>
-  <w:style w:type="paragraph" w:styleId="NoSpacing">
+  <w:style w:type="paragraph" w:styleId="SemEspaamento">
     <w:name w:val="No Spacing"/>
-    <w:link w:val="NoSpacingChar"/>
+    <w:link w:val="SemEspaamentoChar"/>
     <w:uiPriority w:val="1"/>
     <w:qFormat/>
     <w:rsid w:val="0089594F"/>
@@ -5000,14 +5014,14 @@
       <w:spacing w:after="0" w:line="240" w:lineRule="auto"/>
     </w:pPr>
   </w:style>
-  <w:style w:type="character" w:customStyle="1" w:styleId="NoSpacingChar">
-    <w:name w:val="No Spacing Char"/>
-    <w:basedOn w:val="DefaultParagraphFont"/>
-    <w:link w:val="NoSpacing"/>
+  <w:style w:type="character" w:customStyle="1" w:styleId="SemEspaamentoChar">
+    <w:name w:val="Sem Espaçamento Char"/>
+    <w:basedOn w:val="Fontepargpadro"/>
+    <w:link w:val="SemEspaamento"/>
     <w:uiPriority w:val="1"/>
     <w:rsid w:val="0089594F"/>
   </w:style>
-  <w:style w:type="paragraph" w:styleId="ListParagraph">
+  <w:style w:type="paragraph" w:styleId="PargrafodaLista">
     <w:name w:val="List Paragraph"/>
     <w:basedOn w:val="Normal"/>
     <w:uiPriority w:val="34"/>
@@ -5018,11 +5032,11 @@
       <w:contextualSpacing/>
     </w:pPr>
   </w:style>
-  <w:style w:type="paragraph" w:styleId="Quote">
+  <w:style w:type="paragraph" w:styleId="Citao">
     <w:name w:val="Quote"/>
     <w:basedOn w:val="Normal"/>
     <w:next w:val="Normal"/>
-    <w:link w:val="QuoteChar"/>
+    <w:link w:val="CitaoChar"/>
     <w:uiPriority w:val="29"/>
     <w:qFormat/>
     <w:rsid w:val="0089594F"/>
@@ -5036,10 +5050,10 @@
       <w:szCs w:val="24"/>
     </w:rPr>
   </w:style>
-  <w:style w:type="character" w:customStyle="1" w:styleId="QuoteChar">
-    <w:name w:val="Quote Char"/>
-    <w:basedOn w:val="DefaultParagraphFont"/>
-    <w:link w:val="Quote"/>
+  <w:style w:type="character" w:customStyle="1" w:styleId="CitaoChar">
+    <w:name w:val="Citação Char"/>
+    <w:basedOn w:val="Fontepargpadro"/>
+    <w:link w:val="Citao"/>
     <w:uiPriority w:val="29"/>
     <w:rsid w:val="0089594F"/>
     <w:rPr>
@@ -5048,11 +5062,11 @@
       <w:szCs w:val="24"/>
     </w:rPr>
   </w:style>
-  <w:style w:type="paragraph" w:styleId="IntenseQuote">
+  <w:style w:type="paragraph" w:styleId="CitaoIntensa">
     <w:name w:val="Intense Quote"/>
     <w:basedOn w:val="Normal"/>
     <w:next w:val="Normal"/>
-    <w:link w:val="IntenseQuoteChar"/>
+    <w:link w:val="CitaoIntensaChar"/>
     <w:uiPriority w:val="30"/>
     <w:qFormat/>
     <w:rsid w:val="0089594F"/>
@@ -5069,10 +5083,10 @@
       <w:szCs w:val="32"/>
     </w:rPr>
   </w:style>
-  <w:style w:type="character" w:customStyle="1" w:styleId="IntenseQuoteChar">
-    <w:name w:val="Intense Quote Char"/>
-    <w:basedOn w:val="DefaultParagraphFont"/>
-    <w:link w:val="IntenseQuote"/>
+  <w:style w:type="character" w:customStyle="1" w:styleId="CitaoIntensaChar">
+    <w:name w:val="Citação Intensa Char"/>
+    <w:basedOn w:val="Fontepargpadro"/>
+    <w:link w:val="CitaoIntensa"/>
     <w:uiPriority w:val="30"/>
     <w:rsid w:val="0089594F"/>
     <w:rPr>
@@ -5083,9 +5097,9 @@
       <w:szCs w:val="32"/>
     </w:rPr>
   </w:style>
-  <w:style w:type="character" w:styleId="SubtleEmphasis">
+  <w:style w:type="character" w:styleId="nfaseSutil">
     <w:name w:val="Subtle Emphasis"/>
-    <w:basedOn w:val="DefaultParagraphFont"/>
+    <w:basedOn w:val="Fontepargpadro"/>
     <w:uiPriority w:val="19"/>
     <w:qFormat/>
     <w:rsid w:val="0089594F"/>
@@ -5095,9 +5109,9 @@
       <w:color w:val="595959" w:themeColor="text1" w:themeTint="A6"/>
     </w:rPr>
   </w:style>
-  <w:style w:type="character" w:styleId="IntenseEmphasis">
+  <w:style w:type="character" w:styleId="nfaseIntensa">
     <w:name w:val="Intense Emphasis"/>
-    <w:basedOn w:val="DefaultParagraphFont"/>
+    <w:basedOn w:val="Fontepargpadro"/>
     <w:uiPriority w:val="21"/>
     <w:qFormat/>
     <w:rsid w:val="0089594F"/>
@@ -5108,9 +5122,9 @@
       <w:iCs/>
     </w:rPr>
   </w:style>
-  <w:style w:type="character" w:styleId="SubtleReference">
+  <w:style w:type="character" w:styleId="RefernciaSutil">
     <w:name w:val="Subtle Reference"/>
-    <w:basedOn w:val="DefaultParagraphFont"/>
+    <w:basedOn w:val="Fontepargpadro"/>
     <w:uiPriority w:val="31"/>
     <w:qFormat/>
     <w:rsid w:val="0089594F"/>
@@ -5121,9 +5135,9 @@
       <w:bdr w:val="none" w:sz="0" w:space="0" w:color="auto"/>
     </w:rPr>
   </w:style>
-  <w:style w:type="character" w:styleId="IntenseReference">
+  <w:style w:type="character" w:styleId="RefernciaIntensa">
     <w:name w:val="Intense Reference"/>
-    <w:basedOn w:val="DefaultParagraphFont"/>
+    <w:basedOn w:val="Fontepargpadro"/>
     <w:uiPriority w:val="32"/>
     <w:qFormat/>
     <w:rsid w:val="0089594F"/>
@@ -5135,9 +5149,9 @@
       <w:u w:val="single"/>
     </w:rPr>
   </w:style>
-  <w:style w:type="character" w:styleId="BookTitle">
+  <w:style w:type="character" w:styleId="TtulodoLivro">
     <w:name w:val="Book Title"/>
-    <w:basedOn w:val="DefaultParagraphFont"/>
+    <w:basedOn w:val="Fontepargpadro"/>
     <w:uiPriority w:val="33"/>
     <w:qFormat/>
     <w:rsid w:val="0089594F"/>
@@ -5148,9 +5162,9 @@
       <w:spacing w:val="10"/>
     </w:rPr>
   </w:style>
-  <w:style w:type="paragraph" w:styleId="TOCHeading">
+  <w:style w:type="paragraph" w:styleId="CabealhodoSumrio">
     <w:name w:val="TOC Heading"/>
-    <w:basedOn w:val="Heading1"/>
+    <w:basedOn w:val="Ttulo1"/>
     <w:next w:val="Normal"/>
     <w:uiPriority w:val="39"/>
     <w:semiHidden/>
@@ -5161,9 +5175,9 @@
       <w:outlineLvl w:val="9"/>
     </w:pPr>
   </w:style>
-  <w:style w:type="table" w:styleId="TableGrid">
+  <w:style w:type="table" w:styleId="Tabelacomgrade">
     <w:name w:val="Table Grid"/>
-    <w:basedOn w:val="TableNormal"/>
+    <w:basedOn w:val="Tabelanormal"/>
     <w:uiPriority w:val="39"/>
     <w:rsid w:val="00D65D8C"/>
     <w:pPr>
@@ -5182,7 +5196,7 @@
   </w:style>
   <w:style w:type="character" w:styleId="Hyperlink">
     <w:name w:val="Hyperlink"/>
-    <w:basedOn w:val="DefaultParagraphFont"/>
+    <w:basedOn w:val="Fontepargpadro"/>
     <w:uiPriority w:val="99"/>
     <w:unhideWhenUsed/>
     <w:rsid w:val="00777740"/>
@@ -5191,9 +5205,9 @@
       <w:u w:val="single"/>
     </w:rPr>
   </w:style>
-  <w:style w:type="character" w:styleId="UnresolvedMention">
+  <w:style w:type="character" w:styleId="MenoPendente">
     <w:name w:val="Unresolved Mention"/>
-    <w:basedOn w:val="DefaultParagraphFont"/>
+    <w:basedOn w:val="Fontepargpadro"/>
     <w:uiPriority w:val="99"/>
     <w:semiHidden/>
     <w:unhideWhenUsed/>
@@ -5219,10 +5233,10 @@
       <w:lang w:val="en-US"/>
     </w:rPr>
   </w:style>
-  <w:style w:type="paragraph" w:styleId="Header">
+  <w:style w:type="paragraph" w:styleId="Cabealho">
     <w:name w:val="header"/>
     <w:basedOn w:val="Normal"/>
-    <w:link w:val="HeaderChar"/>
+    <w:link w:val="CabealhoChar"/>
     <w:unhideWhenUsed/>
     <w:rsid w:val="00CB7C73"/>
     <w:pPr>
@@ -5233,17 +5247,17 @@
       <w:spacing w:after="0" w:line="240" w:lineRule="auto"/>
     </w:pPr>
   </w:style>
-  <w:style w:type="character" w:customStyle="1" w:styleId="HeaderChar">
-    <w:name w:val="Header Char"/>
-    <w:basedOn w:val="DefaultParagraphFont"/>
-    <w:link w:val="Header"/>
+  <w:style w:type="character" w:customStyle="1" w:styleId="CabealhoChar">
+    <w:name w:val="Cabeçalho Char"/>
+    <w:basedOn w:val="Fontepargpadro"/>
+    <w:link w:val="Cabealho"/>
     <w:uiPriority w:val="99"/>
     <w:rsid w:val="00CB7C73"/>
   </w:style>
-  <w:style w:type="paragraph" w:styleId="Footer">
+  <w:style w:type="paragraph" w:styleId="Rodap">
     <w:name w:val="footer"/>
     <w:basedOn w:val="Normal"/>
-    <w:link w:val="FooterChar"/>
+    <w:link w:val="RodapChar"/>
     <w:uiPriority w:val="99"/>
     <w:unhideWhenUsed/>
     <w:rsid w:val="00CB7C73"/>
@@ -5255,10 +5269,10 @@
       <w:spacing w:after="0" w:line="240" w:lineRule="auto"/>
     </w:pPr>
   </w:style>
-  <w:style w:type="character" w:customStyle="1" w:styleId="FooterChar">
-    <w:name w:val="Footer Char"/>
-    <w:basedOn w:val="DefaultParagraphFont"/>
-    <w:link w:val="Footer"/>
+  <w:style w:type="character" w:customStyle="1" w:styleId="RodapChar">
+    <w:name w:val="Rodapé Char"/>
+    <w:basedOn w:val="Fontepargpadro"/>
+    <w:link w:val="Rodap"/>
     <w:uiPriority w:val="99"/>
     <w:rsid w:val="00CB7C73"/>
   </w:style>
